--- a/COMPLIANCE_DOCUMENTS/COMPANY_GOVERNANCE/PROAXIS_SOLUTIONS_INFORMATION_OFFICER_COMPLIANCE_PACK.docx
+++ b/COMPLIANCE_DOCUMENTS/COMPANY_GOVERNANCE/PROAXIS_SOLUTIONS_INFORMATION_OFFICER_COMPLIANCE_PACK.docx
@@ -304,10 +304,7 @@
         <w:pStyle w:val="BlockText"/>
       </w:pPr>
       <w:r>
-        <w:t xml:space="preserve">⚠️</w:t>
-      </w:r>
-      <w:r>
-        <w:t xml:space="preserve"> </w:t>
+        <w:t xml:space="preserve">⚠️ </w:t>
       </w:r>
       <w:r>
         <w:rPr>
@@ -316,10 +313,7 @@
         <w:t xml:space="preserve">DISCLAIMER:</w:t>
       </w:r>
       <w:r>
-        <w:t xml:space="preserve"> </w:t>
-      </w:r>
-      <w:r>
-        <w:t xml:space="preserve">This pack was prepared with AI assistance and must be reviewed by a qualified attorney before reliance. All statutory references must be verified against the current Protection of Personal Information Act 4 of 2013, the Promotion of Access to Information Act 2 of 2000, and Information Regulator guidance. This document does not constitute legal advice.</w:t>
+        <w:t xml:space="preserve"> This pack was prepared with AI assistance and must be reviewed by a qualified attorney before reliance. All statutory references must be verified against the current Protection of Personal Information Act 4 of 2013, the Promotion of Access to Information Act 2 of 2000, and Information Regulator guidance. This document does not constitute legal advice.</w:t>
       </w:r>
     </w:p>
     <w:p>
@@ -687,10 +681,7 @@
               <w:jc w:val="left"/>
             </w:pPr>
             <w:r>
-              <w:t xml:space="preserve">willsonjohnny430@gmail.com</w:t>
-            </w:r>
-            <w:r>
-              <w:t xml:space="preserve"> </w:t>
+              <w:t xml:space="preserve">willsonjohnny430@gmail.com </w:t>
             </w:r>
             <w:r>
               <w:rPr>
@@ -821,10 +812,7 @@
         <w:t xml:space="preserve">Action required:</w:t>
       </w:r>
       <w:r>
-        <w:t xml:space="preserve"> </w:t>
-      </w:r>
-      <w:r>
-        <w:t xml:space="preserve">Update the IO email address with the Information Regulator from willsonjohnny430@gmail.com to privacy@proaxissolutions.co.za as soon as the business email system is active.</w:t>
+        <w:t xml:space="preserve"> Update the IO email address with the Information Regulator from willsonjohnny430@gmail.com to privacy@proaxissolutions.co.za as soon as the business email system is active.</w:t>
       </w:r>
     </w:p>
     <w:p>
@@ -1074,31 +1062,7 @@
         <w:pStyle w:val="FirstParagraph"/>
       </w:pPr>
       <w:r>
-        <w:t xml:space="preserve">A data subject may submit a request to:</w:t>
-      </w:r>
-      <w:r>
-        <w:t xml:space="preserve"> </w:t>
-      </w:r>
-      <w:r>
-        <w:t xml:space="preserve">- Access personal information held about them;</w:t>
-      </w:r>
-      <w:r>
-        <w:t xml:space="preserve"> </w:t>
-      </w:r>
-      <w:r>
-        <w:t xml:space="preserve">- Correct inaccurate information;</w:t>
-      </w:r>
-      <w:r>
-        <w:t xml:space="preserve"> </w:t>
-      </w:r>
-      <w:r>
-        <w:t xml:space="preserve">- Request deletion or destruction of information;</w:t>
-      </w:r>
-      <w:r>
-        <w:t xml:space="preserve"> </w:t>
-      </w:r>
-      <w:r>
-        <w:t xml:space="preserve">- Object to processing.</w:t>
+        <w:t>A data subject may submit a request to: - Access personal information held about them; - Correct inaccurate information; - Request deletion or destruction of information; - Object to processing.</w:t>
       </w:r>
     </w:p>
     <w:p>
@@ -1116,25 +1080,7 @@
         <w:pStyle w:val="FirstParagraph"/>
       </w:pPr>
       <w:r>
-        <w:t xml:space="preserve">All DSARs must be directed to the Information Officer. They may arrive via:</w:t>
-      </w:r>
-      <w:r>
-        <w:t xml:space="preserve"> </w:t>
-      </w:r>
-      <w:r>
-        <w:t xml:space="preserve">- Email to the IO email address;</w:t>
-      </w:r>
-      <w:r>
-        <w:t xml:space="preserve"> </w:t>
-      </w:r>
-      <w:r>
-        <w:t xml:space="preserve">- Written request to the company postal address;</w:t>
-      </w:r>
-      <w:r>
-        <w:t xml:space="preserve"> </w:t>
-      </w:r>
-      <w:r>
-        <w:t xml:space="preserve">- Via the company website (once a DSAR form is published).</w:t>
+        <w:t>All DSARs must be directed to the Information Officer. They may arrive via: - Email to the IO email address; - Written request to the company postal address; - Via the company website (once a DSAR form is published).</w:t>
       </w:r>
     </w:p>
     <w:p>
@@ -2934,10 +2880,7 @@
         <w:t xml:space="preserve">Contain</w:t>
       </w:r>
       <w:r>
-        <w:t xml:space="preserve"> </w:t>
-      </w:r>
-      <w:r>
-        <w:t xml:space="preserve">— Stop the breach from continuing. Isolate affected systems, devices, or accounts.</w:t>
+        <w:t xml:space="preserve"> — Stop the breach from continuing. Isolate affected systems, devices, or accounts.</w:t>
       </w:r>
     </w:p>
     <w:p>
@@ -2955,10 +2898,7 @@
         <w:t xml:space="preserve">Preserve</w:t>
       </w:r>
       <w:r>
-        <w:t xml:space="preserve"> </w:t>
-      </w:r>
-      <w:r>
-        <w:t xml:space="preserve">— Do not delete evidence. Preserve logs, screenshots, and any records of what occurred.</w:t>
+        <w:t xml:space="preserve"> — Do not delete evidence. Preserve logs, screenshots, and any records of what occurred.</w:t>
       </w:r>
     </w:p>
     <w:p>
@@ -2976,10 +2916,7 @@
         <w:t xml:space="preserve">Notify IO</w:t>
       </w:r>
       <w:r>
-        <w:t xml:space="preserve"> </w:t>
-      </w:r>
-      <w:r>
-        <w:t xml:space="preserve">— The person who discovers the breach must notify the Information Officer immediately at 066 213 6607 or willsonjohnny430@gmail.com [UPDATE to privacy@proaxissolutions.co.za].</w:t>
+        <w:t xml:space="preserve"> — The person who discovers the breach must notify the Information Officer immediately at 066 213 6607 or willsonjohnny430@gmail.com [UPDATE to privacy@proaxissolutions.co.za].</w:t>
       </w:r>
     </w:p>
     <w:p>
@@ -2997,31 +2934,7 @@
         <w:pStyle w:val="FirstParagraph"/>
       </w:pPr>
       <w:r>
-        <w:t xml:space="preserve">The IO must determine:</w:t>
-      </w:r>
-      <w:r>
-        <w:t xml:space="preserve"> </w:t>
-      </w:r>
-      <w:r>
-        <w:t xml:space="preserve">- What personal information was involved (categories and sensitivity);</w:t>
-      </w:r>
-      <w:r>
-        <w:t xml:space="preserve"> </w:t>
-      </w:r>
-      <w:r>
-        <w:t xml:space="preserve">- How many data subjects are potentially affected;</w:t>
-      </w:r>
-      <w:r>
-        <w:t xml:space="preserve"> </w:t>
-      </w:r>
-      <w:r>
-        <w:t xml:space="preserve">- What the likely consequences are (identity theft risk, financial harm, reputational harm, etc.);</w:t>
-      </w:r>
-      <w:r>
-        <w:t xml:space="preserve"> </w:t>
-      </w:r>
-      <w:r>
-        <w:t xml:space="preserve">- Whether the breach is ongoing or has been contained.</w:t>
+        <w:t>The IO must determine: - What personal information was involved (categories and sensitivity); - How many data subjects are potentially affected; - What the likely consequences are (identity theft risk, financial harm, reputational harm, etc.); - Whether the breach is ongoing or has been contained.</w:t>
       </w:r>
     </w:p>
     <w:p>
@@ -3039,10 +2952,7 @@
         <w:pStyle w:val="FirstParagraph"/>
       </w:pPr>
       <w:r>
-        <w:t xml:space="preserve">The IO must notify the</w:t>
-      </w:r>
-      <w:r>
-        <w:t xml:space="preserve"> </w:t>
+        <w:t xml:space="preserve">The IO must notify the </w:t>
       </w:r>
       <w:r>
         <w:rPr>
@@ -3051,10 +2961,7 @@
         <w:t xml:space="preserve">Information Regulator of South Africa</w:t>
       </w:r>
       <w:r>
-        <w:t xml:space="preserve"> </w:t>
-      </w:r>
-      <w:r>
-        <w:t xml:space="preserve">as soon as reasonably practicable after becoming aware that personal information has been accessed or acquired by an unauthorised person. [VERIFY: current POPIA Section 22 notification requirements, including whether there is a prescribed form and portal for notification — www.inforegulator.org.za]</w:t>
+        <w:t xml:space="preserve"> as soon as reasonably practicable after becoming aware that personal information has been accessed or acquired by an unauthorised person. [VERIFY: current POPIA Section 22 notification requirements, including whether there is a prescribed form and portal for notification — www.inforegulator.org.za]</w:t>
       </w:r>
     </w:p>
     <w:p>
@@ -3068,52 +2975,7 @@
         <w:t xml:space="preserve">Information to include in the notification</w:t>
       </w:r>
       <w:r>
-        <w:t xml:space="preserve"> </w:t>
-      </w:r>
-      <w:r>
-        <w:t xml:space="preserve">[VERIFY: current prescribed notification content]:</w:t>
-      </w:r>
-      <w:r>
-        <w:t xml:space="preserve"> </w:t>
-      </w:r>
-      <w:r>
-        <w:t xml:space="preserve">- Company name and registration number;</w:t>
-      </w:r>
-      <w:r>
-        <w:t xml:space="preserve"> </w:t>
-      </w:r>
-      <w:r>
-        <w:t xml:space="preserve">- IO name and reference number;</w:t>
-      </w:r>
-      <w:r>
-        <w:t xml:space="preserve"> </w:t>
-      </w:r>
-      <w:r>
-        <w:t xml:space="preserve">- Description of the breach (what happened, when, how);</w:t>
-      </w:r>
-      <w:r>
-        <w:t xml:space="preserve"> </w:t>
-      </w:r>
-      <w:r>
-        <w:t xml:space="preserve">- Categories and approximate number of data subjects affected;</w:t>
-      </w:r>
-      <w:r>
-        <w:t xml:space="preserve"> </w:t>
-      </w:r>
-      <w:r>
-        <w:t xml:space="preserve">- Categories and approximate number of records affected;</w:t>
-      </w:r>
-      <w:r>
-        <w:t xml:space="preserve"> </w:t>
-      </w:r>
-      <w:r>
-        <w:t xml:space="preserve">- Likely consequences of the breach;</w:t>
-      </w:r>
-      <w:r>
-        <w:t xml:space="preserve"> </w:t>
-      </w:r>
-      <w:r>
-        <w:t xml:space="preserve">- Measures taken or proposed to address the breach.</w:t>
+        <w:t xml:space="preserve"> [VERIFY: current prescribed notification content]: - Company name and registration number; - IO name and reference number; - Description of the breach (what happened, when, how); - Categories and approximate number of data subjects affected; - Categories and approximate number of records affected; - Likely consequences of the breach; - Measures taken or proposed to address the breach.</w:t>
       </w:r>
     </w:p>
     <w:p>
@@ -3157,37 +3019,7 @@
         <w:pStyle w:val="FirstParagraph"/>
       </w:pPr>
       <w:r>
-        <w:t xml:space="preserve">After the breach is resolved:</w:t>
-      </w:r>
-      <w:r>
-        <w:t xml:space="preserve"> </w:t>
-      </w:r>
-      <w:r>
-        <w:t xml:space="preserve">- Document the incident fully in the Data Breach Register;</w:t>
-      </w:r>
-      <w:r>
-        <w:t xml:space="preserve"> </w:t>
-      </w:r>
-      <w:r>
-        <w:t xml:space="preserve">- Review what caused the breach;</w:t>
-      </w:r>
-      <w:r>
-        <w:t xml:space="preserve"> </w:t>
-      </w:r>
-      <w:r>
-        <w:t xml:space="preserve">- Implement measures to prevent recurrence;</w:t>
-      </w:r>
-      <w:r>
-        <w:t xml:space="preserve"> </w:t>
-      </w:r>
-      <w:r>
-        <w:t xml:space="preserve">- Update security policies as required;</w:t>
-      </w:r>
-      <w:r>
-        <w:t xml:space="preserve"> </w:t>
-      </w:r>
-      <w:r>
-        <w:t xml:space="preserve">- Retain all documentation relating to the breach.</w:t>
+        <w:t>After the breach is resolved: - Document the incident fully in the Data Breach Register; - Review what caused the breach; - Implement measures to prevent recurrence; - Update security policies as required; - Retain all documentation relating to the breach.</w:t>
       </w:r>
     </w:p>
     <w:p>
@@ -3272,10 +3104,7 @@
         <w:t xml:space="preserve">Action required immediately:</w:t>
       </w:r>
       <w:r>
-        <w:t xml:space="preserve"> </w:t>
-      </w:r>
-      <w:r>
-        <w:t xml:space="preserve">Log into the Information Regulator portal and confirm the submission requirement and deadline.</w:t>
+        <w:t xml:space="preserve"> Log into the Information Regulator portal and confirm the submission requirement and deadline.</w:t>
       </w:r>
     </w:p>
     <w:p>
@@ -5081,52 +4910,7 @@
         <w:t xml:space="preserve">POPIA</w:t>
       </w:r>
       <w:r>
-        <w:t xml:space="preserve"> </w:t>
-      </w:r>
-      <w:r>
-        <w:t xml:space="preserve">- [ ] POPIA Policy is current, reviewed, and published</w:t>
-      </w:r>
-      <w:r>
-        <w:t xml:space="preserve"> </w:t>
-      </w:r>
-      <w:r>
-        <w:t xml:space="preserve">- [ ] Privacy Notice is current and linked from website</w:t>
-      </w:r>
-      <w:r>
-        <w:t xml:space="preserve"> </w:t>
-      </w:r>
-      <w:r>
-        <w:t xml:space="preserve">- [ ] Cookie Policy is current and accurate</w:t>
-      </w:r>
-      <w:r>
-        <w:t xml:space="preserve"> </w:t>
-      </w:r>
-      <w:r>
-        <w:t xml:space="preserve">- [ ] Data Processing Register is up to date</w:t>
-      </w:r>
-      <w:r>
-        <w:t xml:space="preserve"> </w:t>
-      </w:r>
-      <w:r>
-        <w:t xml:space="preserve">- [ ] DSAR Register is complete with no outstanding requests</w:t>
-      </w:r>
-      <w:r>
-        <w:t xml:space="preserve"> </w:t>
-      </w:r>
-      <w:r>
-        <w:t xml:space="preserve">- [ ] Data breach procedure tested or reviewed</w:t>
-      </w:r>
-      <w:r>
-        <w:t xml:space="preserve"> </w:t>
-      </w:r>
-      <w:r>
-        <w:t xml:space="preserve">- [ ] No uninvestigated data breach incidents</w:t>
-      </w:r>
-      <w:r>
-        <w:t xml:space="preserve"> </w:t>
-      </w:r>
-      <w:r>
-        <w:t xml:space="preserve">- [ ] IO registration details are current with the Information Regulator</w:t>
+        <w:t xml:space="preserve"> - [ ] POPIA Policy is current, reviewed, and published - [ ] Privacy Notice is current and linked from website - [ ] Cookie Policy is current and accurate - [ ] Data Processing Register is up to date - [ ] DSAR Register is complete with no outstanding requests - [ ] Data breach procedure tested or reviewed - [ ] No uninvestigated data breach incidents - [ ] IO registration details are current with the Information Regulator</w:t>
       </w:r>
     </w:p>
     <w:p>
@@ -5140,22 +4924,7 @@
         <w:t xml:space="preserve">PAIA</w:t>
       </w:r>
       <w:r>
-        <w:t xml:space="preserve"> </w:t>
-      </w:r>
-      <w:r>
-        <w:t xml:space="preserve">- [ ] PAIA Manual is current and published on website</w:t>
-      </w:r>
-      <w:r>
-        <w:t xml:space="preserve"> </w:t>
-      </w:r>
-      <w:r>
-        <w:t xml:space="preserve">- [ ] PAIA Annual Report submitted (if required)</w:t>
-      </w:r>
-      <w:r>
-        <w:t xml:space="preserve"> </w:t>
-      </w:r>
-      <w:r>
-        <w:t xml:space="preserve">- [ ] PAIA request register is complete</w:t>
+        <w:t xml:space="preserve"> - [ ] PAIA Manual is current and published on website - [ ] PAIA Annual Report submitted (if required) - [ ] PAIA request register is complete</w:t>
       </w:r>
     </w:p>
     <w:p>
@@ -5169,28 +4938,7 @@
         <w:t xml:space="preserve">Business Compliance</w:t>
       </w:r>
       <w:r>
-        <w:t xml:space="preserve"> </w:t>
-      </w:r>
-      <w:r>
-        <w:t xml:space="preserve">- [ ] B-BBEE certificate / EME affidavit is valid (not expired)</w:t>
-      </w:r>
-      <w:r>
-        <w:t xml:space="preserve"> </w:t>
-      </w:r>
-      <w:r>
-        <w:t xml:space="preserve">- [ ] TCS PIN is active</w:t>
-      </w:r>
-      <w:r>
-        <w:t xml:space="preserve"> </w:t>
-      </w:r>
-      <w:r>
-        <w:t xml:space="preserve">- [ ] CSD profile is up to date</w:t>
-      </w:r>
-      <w:r>
-        <w:t xml:space="preserve"> </w:t>
-      </w:r>
-      <w:r>
-        <w:t xml:space="preserve">- [ ] CIPC annual return is filed</w:t>
+        <w:t xml:space="preserve"> - [ ] B-BBEE certificate / EME affidavit is valid (not expired) - [ ] TCS PIN is active - [ ] CSD profile is up to date - [ ] CIPC annual return is filed</w:t>
       </w:r>
     </w:p>
     <w:p>
@@ -5438,29 +5186,6 @@
         <w:pict>
           <v:rect style="width:0;height:1.5pt" o:hralign="center" o:hrstd="t" o:hr="t"/>
         </w:pict>
-      </w:r>
-    </w:p>
-    <w:p>
-      <w:pPr>
-        <w:pStyle w:val="BlockText"/>
-      </w:pPr>
-      <w:r>
-        <w:t xml:space="preserve">⚠️</w:t>
-      </w:r>
-      <w:r>
-        <w:t xml:space="preserve"> </w:t>
-      </w:r>
-      <w:r>
-        <w:rPr>
-          <w:b/>
-        </w:rPr>
-        <w:t xml:space="preserve">AI-GENERATED DOCUMENT</w:t>
-      </w:r>
-      <w:r>
-        <w:t xml:space="preserve"> </w:t>
-      </w:r>
-      <w:r>
-        <w:t xml:space="preserve">— This Information Officer Compliance Pack was prepared with AI assistance. It must be reviewed by a qualified attorney before implementation. All statutory references must be verified against current South African law. This document does not constitute legal advice.</w:t>
       </w:r>
     </w:p>
     <w:p>
